--- a/ACOLHE_Uma_Leitura.docx
+++ b/ACOLHE_Uma_Leitura.docx
@@ -50,7 +50,7 @@
     <w:p>
       <w:pPr>
         <w:keepNext/>
-        <w:spacing w:after="70" w:before="0"/>
+        <w:spacing w:after="62" w:before="0"/>
       </w:pPr>
       <w:r>
         <w:rPr>
@@ -66,7 +66,7 @@
     </w:p>
     <w:p>
       <w:pPr>
-        <w:spacing w:after="100" w:before="0" w:line="264"/>
+        <w:spacing w:after="92" w:before="0" w:line="254"/>
       </w:pPr>
       <w:r>
         <w:rPr>
@@ -80,7 +80,7 @@
     </w:p>
     <w:p>
       <w:pPr>
-        <w:spacing w:after="100" w:before="0" w:line="264"/>
+        <w:spacing w:after="92" w:before="0" w:line="254"/>
       </w:pPr>
       <w:r>
         <w:rPr>
@@ -148,6 +148,9 @@
         <w:gridCol w:w="9866"/>
       </w:tblGrid>
       <w:tr>
+        <w:trPr>
+          <w:cantSplit/>
+        </w:trPr>
         <w:tc>
           <w:tcPr>
             <w:tcW w:type="dxa" w:w="9866"/>
@@ -161,7 +164,7 @@
           </w:tcPr>
           <w:p>
             <w:pPr>
-              <w:spacing w:after="0" w:before="0" w:line="264"/>
+              <w:spacing w:after="0" w:before="0" w:line="254"/>
             </w:pPr>
             <w:r>
               <w:rPr>
@@ -190,7 +193,7 @@
     <w:p>
       <w:pPr>
         <w:keepNext/>
-        <w:spacing w:after="70" w:before="200"/>
+        <w:spacing w:after="62" w:before="165"/>
       </w:pPr>
       <w:r>
         <w:rPr>
@@ -223,6 +226,7 @@
       <w:tr>
         <w:trPr>
           <w:cantSplit/>
+          <w:tblHeader w:val="false"/>
         </w:trPr>
         <w:tc>
           <w:tcPr>
@@ -280,6 +284,7 @@
       <w:tr>
         <w:trPr>
           <w:cantSplit/>
+          <w:tblHeader w:val="false"/>
         </w:trPr>
         <w:tc>
           <w:tcPr>
@@ -339,6 +344,7 @@
       <w:tr>
         <w:trPr>
           <w:cantSplit/>
+          <w:tblHeader w:val="false"/>
         </w:trPr>
         <w:tc>
           <w:tcPr>
@@ -396,6 +402,7 @@
       <w:tr>
         <w:trPr>
           <w:cantSplit/>
+          <w:tblHeader w:val="false"/>
         </w:trPr>
         <w:tc>
           <w:tcPr>
@@ -455,6 +462,7 @@
       <w:tr>
         <w:trPr>
           <w:cantSplit/>
+          <w:tblHeader w:val="false"/>
         </w:trPr>
         <w:tc>
           <w:tcPr>
@@ -512,6 +520,7 @@
       <w:tr>
         <w:trPr>
           <w:cantSplit/>
+          <w:tblHeader w:val="false"/>
         </w:trPr>
         <w:tc>
           <w:tcPr>
@@ -571,6 +580,7 @@
       <w:tr>
         <w:trPr>
           <w:cantSplit/>
+          <w:tblHeader w:val="false"/>
         </w:trPr>
         <w:tc>
           <w:tcPr>
@@ -628,7 +638,7 @@
     </w:tbl>
     <w:p>
       <w:pPr>
-        <w:spacing w:after="100" w:before="110" w:line="264"/>
+        <w:spacing w:after="92" w:before="110" w:line="254"/>
       </w:pPr>
       <w:r>
         <w:rPr>
@@ -648,13 +658,13 @@
           <w:sz w:val="24"/>
           <w:szCs w:val="24"/>
         </w:rPr>
-        <w:t xml:space="preserve">Se perder, gastou R$ 0 e não tem estoque. Sem galpão e sem mercadoria parada.</w:t>
+        <w:t xml:space="preserve">Se perder, gastou R$ 0 e não tem estoque. Sem galpão, sem mercadoria parada. O que o negócio precisa cobrir é só o intervalo entre pagar o atacadista e receber — cerca de 34 dias.</w:t>
       </w:r>
     </w:p>
     <w:p>
       <w:pPr>
         <w:keepNext/>
-        <w:spacing w:after="70" w:before="200"/>
+        <w:spacing w:after="62" w:before="165"/>
       </w:pPr>
       <w:r>
         <w:rPr>
@@ -665,204 +675,7 @@
           <w:sz w:val="25"/>
           <w:szCs w:val="25"/>
         </w:rPr>
-        <w:t xml:space="preserve">O que você vende</w:t>
-      </w:r>
-    </w:p>
-    <w:p>
-      <w:pPr>
-        <w:spacing w:after="100" w:before="0" w:line="264"/>
-      </w:pPr>
-      <w:r>
-        <w:rPr>
-          <w:rFonts w:ascii="Calibri" w:cs="Calibri" w:eastAsia="Calibri" w:hAnsi="Calibri"/>
-          <w:color w:val="2B2B2B"/>
-          <w:sz w:val="24"/>
-          <w:szCs w:val="24"/>
-        </w:rPr>
-        <w:t xml:space="preserve">O kit montado — nunca os itens soltos. </w:t>
-      </w:r>
-      <w:r>
-        <w:rPr>
-          <w:rFonts w:ascii="Calibri" w:cs="Calibri" w:eastAsia="Calibri" w:hAnsi="Calibri"/>
-          <w:color w:val="2B2B2B"/>
-          <w:sz w:val="24"/>
-          <w:szCs w:val="24"/>
-        </w:rPr>
-        <w:t xml:space="preserve">Todo mundo sabe quanto custa um body; ninguém publica preço de “17 itens de bebê dentro de uma bolsa”. </w:t>
-      </w:r>
-      <w:r>
-        <w:rPr>
-          <w:rFonts w:ascii="Calibri" w:cs="Calibri" w:eastAsia="Calibri" w:hAnsi="Calibri"/>
-          <w:b/>
-          <w:bCs/>
-          <w:color w:val="2B2B2B"/>
-          <w:sz w:val="24"/>
-          <w:szCs w:val="24"/>
-        </w:rPr>
-        <w:t xml:space="preserve">Um kit real de 17 itens foi vendido a R$ 359. A mercadoria custa R$ 169 a R$ 230. </w:t>
-      </w:r>
-      <w:r>
-        <w:rPr>
-          <w:rFonts w:ascii="Calibri" w:cs="Calibri" w:eastAsia="Calibri" w:hAnsi="Calibri"/>
-          <w:color w:val="2B2B2B"/>
-          <w:sz w:val="24"/>
-          <w:szCs w:val="24"/>
-        </w:rPr>
-        <w:t xml:space="preserve">A margem só existe no kit inteiro: vendidos um a um, quase todos dão prejuízo — nessas linhas quem disputa é fábrica.</w:t>
-      </w:r>
-    </w:p>
-    <w:p>
-      <w:pPr>
-        <w:keepNext/>
-        <w:spacing w:after="70" w:before="200"/>
-      </w:pPr>
-      <w:r>
-        <w:rPr>
-          <w:rFonts w:ascii="Calibri" w:cs="Calibri" w:eastAsia="Calibri" w:hAnsi="Calibri"/>
-          <w:b/>
-          <w:bCs/>
-          <w:color w:val="1F4E4A"/>
-          <w:sz w:val="25"/>
-          <w:szCs w:val="25"/>
-        </w:rPr>
-        <w:t xml:space="preserve">O que você faz, na prática</w:t>
-      </w:r>
-    </w:p>
-    <w:p>
-      <w:pPr>
-        <w:pStyle w:val="ListParagraph"/>
-        <w:numPr>
-          <w:ilvl w:val="0"/>
-          <w:numId w:val="2"/>
-        </w:numPr>
-        <w:spacing w:after="46" w:line="258"/>
-      </w:pPr>
-      <w:r>
-        <w:rPr>
-          <w:rFonts w:ascii="Calibri" w:cs="Calibri" w:eastAsia="Calibri" w:hAnsi="Calibri"/>
-          <w:color w:val="2B2B2B"/>
-          <w:sz w:val="24"/>
-          <w:szCs w:val="24"/>
-        </w:rPr>
-        <w:t xml:space="preserve">O programa varre os editais e calcula. Você decide em quais entrar.</w:t>
-      </w:r>
-    </w:p>
-    <w:p>
-      <w:pPr>
-        <w:pStyle w:val="ListParagraph"/>
-        <w:numPr>
-          <w:ilvl w:val="0"/>
-          <w:numId w:val="2"/>
-        </w:numPr>
-        <w:spacing w:after="46" w:line="258"/>
-      </w:pPr>
-      <w:r>
-        <w:rPr>
-          <w:rFonts w:ascii="Calibri" w:cs="Calibri" w:eastAsia="Calibri" w:hAnsi="Calibri"/>
-          <w:color w:val="2B2B2B"/>
-          <w:sz w:val="24"/>
-          <w:szCs w:val="24"/>
-        </w:rPr>
-        <w:t xml:space="preserve">Dá o lance na plataforma — pregão eletrônico, tudo por tela.</w:t>
-      </w:r>
-    </w:p>
-    <w:p>
-      <w:pPr>
-        <w:pStyle w:val="ListParagraph"/>
-        <w:numPr>
-          <w:ilvl w:val="0"/>
-          <w:numId w:val="2"/>
-        </w:numPr>
-        <w:spacing w:after="46" w:line="258"/>
-      </w:pPr>
-      <w:r>
-        <w:rPr>
-          <w:rFonts w:ascii="Calibri" w:cs="Calibri" w:eastAsia="Calibri" w:hAnsi="Calibri"/>
-          <w:color w:val="2B2B2B"/>
-          <w:sz w:val="24"/>
-          <w:szCs w:val="24"/>
-        </w:rPr>
-        <w:t xml:space="preserve">Ganhou: manda o pedido aos atacadistas do Brás, confere e despacha.</w:t>
-      </w:r>
-    </w:p>
-    <w:p>
-      <w:pPr>
-        <w:pStyle w:val="ListParagraph"/>
-        <w:numPr>
-          <w:ilvl w:val="0"/>
-          <w:numId w:val="2"/>
-        </w:numPr>
-        <w:spacing w:after="46" w:line="258"/>
-      </w:pPr>
-      <w:r>
-        <w:rPr>
-          <w:rFonts w:ascii="Calibri" w:cs="Calibri" w:eastAsia="Calibri" w:hAnsi="Calibri"/>
-          <w:color w:val="2B2B2B"/>
-          <w:sz w:val="24"/>
-          <w:szCs w:val="24"/>
-        </w:rPr>
-        <w:t xml:space="preserve">Emite a nota fiscal com o número do empenho e acompanha o pagamento.</w:t>
-      </w:r>
-    </w:p>
-    <w:p>
-      <w:pPr>
-        <w:pStyle w:val="ListParagraph"/>
-        <w:numPr>
-          <w:ilvl w:val="0"/>
-          <w:numId w:val="2"/>
-        </w:numPr>
-        <w:spacing w:after="46" w:line="258"/>
-      </w:pPr>
-      <w:r>
-        <w:rPr>
-          <w:rFonts w:ascii="Calibri" w:cs="Calibri" w:eastAsia="Calibri" w:hAnsi="Calibri"/>
-          <w:color w:val="2B2B2B"/>
-          <w:sz w:val="24"/>
-          <w:szCs w:val="24"/>
-        </w:rPr>
-        <w:t xml:space="preserve">Registra cada lance numa planilha: seu custo, seu lance, quem ganhou e por quanto. </w:t>
-      </w:r>
-      <w:r>
-        <w:rPr>
-          <w:rFonts w:ascii="Calibri" w:cs="Calibri" w:eastAsia="Calibri" w:hAnsi="Calibri"/>
-          <w:b/>
-          <w:bCs/>
-          <w:color w:val="2B2B2B"/>
-          <w:sz w:val="24"/>
-          <w:szCs w:val="24"/>
-        </w:rPr>
-        <w:t xml:space="preserve">Esse arquivo é o único ativo que ninguém consegue comprar.</w:t>
-      </w:r>
-    </w:p>
-    <w:p>
-      <w:pPr>
-        <w:spacing w:after="100" w:before="80" w:line="264"/>
-      </w:pPr>
-      <w:r>
-        <w:rPr>
-          <w:rFonts w:ascii="Calibri" w:cs="Calibri" w:eastAsia="Calibri" w:hAnsi="Calibri"/>
-          <w:color w:val="2B2B2B"/>
-          <w:sz w:val="24"/>
-          <w:szCs w:val="24"/>
-        </w:rPr>
-        <w:t xml:space="preserve">Sem funcionário, sem cliente para segurar, sem reunião, sem câmera. É escrito, é por tela, e cada contrato termina quando a entrega termina.</w:t>
-      </w:r>
-    </w:p>
-    <w:p>
-      <w:pPr>
-        <w:keepNext/>
-        <w:spacing w:after="70" w:before="200"/>
-      </w:pPr>
-      <w:r>
-        <w:rPr>
-          <w:rFonts w:ascii="Calibri" w:cs="Calibri" w:eastAsia="Calibri" w:hAnsi="Calibri"/>
-          <w:b/>
-          <w:bCs/>
-          <w:color w:val="1F4E4A"/>
-          <w:sz w:val="25"/>
-          <w:szCs w:val="25"/>
-        </w:rPr>
-        <w:t xml:space="preserve">Os números</w:t>
+        <w:t xml:space="preserve">O que a máquina faz — e o que você faz</w:t>
       </w:r>
     </w:p>
     <w:tbl>
@@ -878,63 +691,65 @@
         </w:tblBorders>
       </w:tblPr>
       <w:tblGrid>
-        <w:gridCol w:w="5500"/>
-        <w:gridCol w:w="4366"/>
+        <w:gridCol w:w="4933"/>
+        <w:gridCol w:w="4933"/>
       </w:tblGrid>
       <w:tr>
         <w:trPr>
           <w:cantSplit/>
+          <w:tblHeader/>
         </w:trPr>
         <w:tc>
           <w:tcPr>
-            <w:tcW w:type="dxa" w:w="5500"/>
-            <w:tcMar>
-              <w:top w:type="dxa" w:w="48"/>
-              <w:left w:type="dxa" w:w="100"/>
-              <w:bottom w:type="dxa" w:w="48"/>
-              <w:right w:type="dxa" w:w="100"/>
-            </w:tcMar>
-          </w:tcPr>
-          <w:p>
-            <w:pPr>
-              <w:spacing w:after="0" w:line="250"/>
-            </w:pPr>
-            <w:r>
-              <w:rPr>
-                <w:rFonts w:ascii="Calibri" w:cs="Calibri" w:eastAsia="Calibri" w:hAnsi="Calibri"/>
-                <w:color w:val="2B2B2B"/>
-                <w:sz w:val="23"/>
-                <w:szCs w:val="23"/>
-              </w:rPr>
-              <w:t xml:space="preserve">Licitações de kit publicadas por ano</w:t>
-            </w:r>
-          </w:p>
-        </w:tc>
-        <w:tc>
-          <w:tcPr>
-            <w:tcW w:type="dxa" w:w="4366"/>
-            <w:tcMar>
-              <w:top w:type="dxa" w:w="48"/>
-              <w:left w:type="dxa" w:w="100"/>
-              <w:bottom w:type="dxa" w:w="48"/>
-              <w:right w:type="dxa" w:w="100"/>
-            </w:tcMar>
-          </w:tcPr>
-          <w:p>
-            <w:pPr>
-              <w:spacing w:after="0" w:line="250"/>
-              <w:jc w:val="right"/>
+            <w:tcW w:type="dxa" w:w="4933"/>
+            <w:tcMar>
+              <w:top w:type="dxa" w:w="48"/>
+              <w:left w:type="dxa" w:w="100"/>
+              <w:bottom w:type="dxa" w:w="48"/>
+              <w:right w:type="dxa" w:w="100"/>
+            </w:tcMar>
+          </w:tcPr>
+          <w:p>
+            <w:pPr>
+              <w:spacing w:after="0" w:line="250"/>
             </w:pPr>
             <w:r>
               <w:rPr>
                 <w:rFonts w:ascii="Calibri" w:cs="Calibri" w:eastAsia="Calibri" w:hAnsi="Calibri"/>
                 <w:b/>
                 <w:bCs/>
-                <w:color w:val="2B2B2B"/>
-                <w:sz w:val="23"/>
-                <w:szCs w:val="23"/>
-              </w:rPr>
-              <w:t xml:space="preserve">1.012</w:t>
+                <w:color w:val="1F4E4A"/>
+                <w:sz w:val="23"/>
+                <w:szCs w:val="23"/>
+              </w:rPr>
+              <w:t xml:space="preserve">A MÁQUINA, todo dia, sozinha</w:t>
+            </w:r>
+          </w:p>
+        </w:tc>
+        <w:tc>
+          <w:tcPr>
+            <w:tcW w:type="dxa" w:w="4933"/>
+            <w:tcMar>
+              <w:top w:type="dxa" w:w="48"/>
+              <w:left w:type="dxa" w:w="100"/>
+              <w:bottom w:type="dxa" w:w="48"/>
+              <w:right w:type="dxa" w:w="100"/>
+            </w:tcMar>
+          </w:tcPr>
+          <w:p>
+            <w:pPr>
+              <w:spacing w:after="0" w:line="250"/>
+            </w:pPr>
+            <w:r>
+              <w:rPr>
+                <w:rFonts w:ascii="Calibri" w:cs="Calibri" w:eastAsia="Calibri" w:hAnsi="Calibri"/>
+                <w:b/>
+                <w:bCs/>
+                <w:color w:val="A85434"/>
+                <w:sz w:val="23"/>
+                <w:szCs w:val="23"/>
+              </w:rPr>
+              <w:t xml:space="preserve">VOCÊ, algumas horas por semana</w:t>
             </w:r>
           </w:p>
         </w:tc>
@@ -942,10 +757,11 @@
       <w:tr>
         <w:trPr>
           <w:cantSplit/>
+          <w:tblHeader w:val="false"/>
         </w:trPr>
         <w:tc>
           <w:tcPr>
-            <w:tcW w:type="dxa" w:w="5500"/>
+            <w:tcW w:type="dxa" w:w="4933"/>
             <w:shd w:fill="F7F5F0" w:val="clear"/>
             <w:tcMar>
               <w:top w:type="dxa" w:w="48"/>
@@ -961,19 +777,17 @@
             <w:r>
               <w:rPr>
                 <w:rFonts w:ascii="Calibri" w:cs="Calibri" w:eastAsia="Calibri" w:hAnsi="Calibri"/>
-                <w:b/>
-                <w:bCs/>
-                <w:color w:val="2B2B2B"/>
-                <w:sz w:val="23"/>
-                <w:szCs w:val="23"/>
-              </w:rPr>
-              <w:t xml:space="preserve">Quantas você precisa ganhar</w:t>
-            </w:r>
-          </w:p>
-        </w:tc>
-        <w:tc>
-          <w:tcPr>
-            <w:tcW w:type="dxa" w:w="4366"/>
+                <w:color w:val="2B2B2B"/>
+                <w:sz w:val="23"/>
+                <w:szCs w:val="23"/>
+              </w:rPr>
+              <w:t xml:space="preserve">Lê todos os editais publicados no país</w:t>
+            </w:r>
+          </w:p>
+        </w:tc>
+        <w:tc>
+          <w:tcPr>
+            <w:tcW w:type="dxa" w:w="4933"/>
             <w:shd w:fill="F7F5F0" w:val="clear"/>
             <w:tcMar>
               <w:top w:type="dxa" w:w="48"/>
@@ -985,18 +799,15 @@
           <w:p>
             <w:pPr>
               <w:spacing w:after="0" w:line="250"/>
-              <w:jc w:val="right"/>
-            </w:pPr>
-            <w:r>
-              <w:rPr>
-                <w:rFonts w:ascii="Calibri" w:cs="Calibri" w:eastAsia="Calibri" w:hAnsi="Calibri"/>
-                <w:b/>
-                <w:bCs/>
-                <w:color w:val="1F4E4A"/>
-                <w:sz w:val="23"/>
-                <w:szCs w:val="23"/>
-              </w:rPr>
-              <w:t xml:space="preserve">21  (2,1%)</w:t>
+            </w:pPr>
+            <w:r>
+              <w:rPr>
+                <w:rFonts w:ascii="Calibri" w:cs="Calibri" w:eastAsia="Calibri" w:hAnsi="Calibri"/>
+                <w:color w:val="2B2B2B"/>
+                <w:sz w:val="23"/>
+                <w:szCs w:val="23"/>
+              </w:rPr>
+              <w:t xml:space="preserve">Olha a lista curta e decide em quais entrar</w:t>
             </w:r>
           </w:p>
         </w:tc>
@@ -1004,55 +815,55 @@
       <w:tr>
         <w:trPr>
           <w:cantSplit/>
+          <w:tblHeader w:val="false"/>
         </w:trPr>
         <w:tc>
           <w:tcPr>
-            <w:tcW w:type="dxa" w:w="5500"/>
-            <w:tcMar>
-              <w:top w:type="dxa" w:w="48"/>
-              <w:left w:type="dxa" w:w="100"/>
-              <w:bottom w:type="dxa" w:w="48"/>
-              <w:right w:type="dxa" w:w="100"/>
-            </w:tcMar>
-          </w:tcPr>
-          <w:p>
-            <w:pPr>
-              <w:spacing w:after="0" w:line="250"/>
-            </w:pPr>
-            <w:r>
-              <w:rPr>
-                <w:rFonts w:ascii="Calibri" w:cs="Calibri" w:eastAsia="Calibri" w:hAnsi="Calibri"/>
-                <w:color w:val="2B2B2B"/>
-                <w:sz w:val="23"/>
-                <w:szCs w:val="23"/>
-              </w:rPr>
-              <w:t xml:space="preserve">Faturamento</w:t>
-            </w:r>
-          </w:p>
-        </w:tc>
-        <w:tc>
-          <w:tcPr>
-            <w:tcW w:type="dxa" w:w="4366"/>
-            <w:tcMar>
-              <w:top w:type="dxa" w:w="48"/>
-              <w:left w:type="dxa" w:w="100"/>
-              <w:bottom w:type="dxa" w:w="48"/>
-              <w:right w:type="dxa" w:w="100"/>
-            </w:tcMar>
-          </w:tcPr>
-          <w:p>
-            <w:pPr>
-              <w:spacing w:after="0" w:line="250"/>
-              <w:jc w:val="right"/>
-            </w:pPr>
-            <w:r>
-              <w:rPr>
-                <w:rFonts w:ascii="Calibri" w:cs="Calibri" w:eastAsia="Calibri" w:hAnsi="Calibri"/>
-                <w:color w:val="2B2B2B"/>
-                <w:sz w:val="23"/>
-                <w:szCs w:val="23"/>
-              </w:rPr>
-              <w:t xml:space="preserve">R$ 360.000</w:t>
+            <w:tcW w:type="dxa" w:w="4933"/>
+            <w:tcMar>
+              <w:top w:type="dxa" w:w="48"/>
+              <w:left w:type="dxa" w:w="100"/>
+              <w:bottom w:type="dxa" w:w="48"/>
+              <w:right w:type="dxa" w:w="100"/>
+            </w:tcMar>
+          </w:tcPr>
+          <w:p>
+            <w:pPr>
+              <w:spacing w:after="0" w:line="250"/>
+            </w:pPr>
+            <w:r>
+              <w:rPr>
+                <w:rFonts w:ascii="Calibri" w:cs="Calibri" w:eastAsia="Calibri" w:hAnsi="Calibri"/>
+                <w:color w:val="2B2B2B"/>
+                <w:sz w:val="23"/>
+                <w:szCs w:val="23"/>
+              </w:rPr>
+              <w:t xml:space="preserve">Descarta o que não serve: lote único, atestado com número, prazo curto demais, prefeitura que não paga</w:t>
+            </w:r>
+          </w:p>
+        </w:tc>
+        <w:tc>
+          <w:tcPr>
+            <w:tcW w:type="dxa" w:w="4933"/>
+            <w:tcMar>
+              <w:top w:type="dxa" w:w="48"/>
+              <w:left w:type="dxa" w:w="100"/>
+              <w:bottom w:type="dxa" w:w="48"/>
+              <w:right w:type="dxa" w:w="100"/>
+            </w:tcMar>
+          </w:tcPr>
+          <w:p>
+            <w:pPr>
+              <w:spacing w:after="0" w:line="250"/>
+            </w:pPr>
+            <w:r>
+              <w:rPr>
+                <w:rFonts w:ascii="Calibri" w:cs="Calibri" w:eastAsia="Calibri" w:hAnsi="Calibri"/>
+                <w:color w:val="2B2B2B"/>
+                <w:sz w:val="23"/>
+                <w:szCs w:val="23"/>
+              </w:rPr>
+              <w:t xml:space="preserve">Dá o lance na plataforma — pregão eletrônico, tudo por tela</w:t>
             </w:r>
           </w:p>
         </w:tc>
@@ -1060,10 +871,11 @@
       <w:tr>
         <w:trPr>
           <w:cantSplit/>
+          <w:tblHeader w:val="false"/>
         </w:trPr>
         <w:tc>
           <w:tcPr>
-            <w:tcW w:type="dxa" w:w="5500"/>
+            <w:tcW w:type="dxa" w:w="4933"/>
             <w:shd w:fill="F7F5F0" w:val="clear"/>
             <w:tcMar>
               <w:top w:type="dxa" w:w="48"/>
@@ -1079,19 +891,17 @@
             <w:r>
               <w:rPr>
                 <w:rFonts w:ascii="Calibri" w:cs="Calibri" w:eastAsia="Calibri" w:hAnsi="Calibri"/>
-                <w:b/>
-                <w:bCs/>
-                <w:color w:val="2B2B2B"/>
-                <w:sz w:val="23"/>
-                <w:szCs w:val="23"/>
-              </w:rPr>
-              <w:t xml:space="preserve">Lucro líquido no ano</w:t>
-            </w:r>
-          </w:p>
-        </w:tc>
-        <w:tc>
-          <w:tcPr>
-            <w:tcW w:type="dxa" w:w="4366"/>
+                <w:color w:val="2B2B2B"/>
+                <w:sz w:val="23"/>
+                <w:szCs w:val="23"/>
+              </w:rPr>
+              <w:t xml:space="preserve">Precifica cada item contra a sua tabela de custo</w:t>
+            </w:r>
+          </w:p>
+        </w:tc>
+        <w:tc>
+          <w:tcPr>
+            <w:tcW w:type="dxa" w:w="4933"/>
             <w:shd w:fill="F7F5F0" w:val="clear"/>
             <w:tcMar>
               <w:top w:type="dxa" w:w="48"/>
@@ -1103,18 +913,129 @@
           <w:p>
             <w:pPr>
               <w:spacing w:after="0" w:line="250"/>
-              <w:jc w:val="right"/>
-            </w:pPr>
-            <w:r>
-              <w:rPr>
-                <w:rFonts w:ascii="Calibri" w:cs="Calibri" w:eastAsia="Calibri" w:hAnsi="Calibri"/>
-                <w:b/>
-                <w:bCs/>
-                <w:color w:val="1F4E4A"/>
-                <w:sz w:val="23"/>
-                <w:szCs w:val="23"/>
-              </w:rPr>
-              <w:t xml:space="preserve">R$ 146.000  ·  US$ 2.340/mês</w:t>
+            </w:pPr>
+            <w:r>
+              <w:rPr>
+                <w:rFonts w:ascii="Calibri" w:cs="Calibri" w:eastAsia="Calibri" w:hAnsi="Calibri"/>
+                <w:color w:val="2B2B2B"/>
+                <w:sz w:val="23"/>
+                <w:szCs w:val="23"/>
+              </w:rPr>
+              <w:t xml:space="preserve">Ganhou: pede a mercadoria ao atacadista, confere e despacha</w:t>
+            </w:r>
+          </w:p>
+        </w:tc>
+      </w:tr>
+      <w:tr>
+        <w:trPr>
+          <w:cantSplit/>
+          <w:tblHeader w:val="false"/>
+        </w:trPr>
+        <w:tc>
+          <w:tcPr>
+            <w:tcW w:type="dxa" w:w="4933"/>
+            <w:tcMar>
+              <w:top w:type="dxa" w:w="48"/>
+              <w:left w:type="dxa" w:w="100"/>
+              <w:bottom w:type="dxa" w:w="48"/>
+              <w:right w:type="dxa" w:w="100"/>
+            </w:tcMar>
+          </w:tcPr>
+          <w:p>
+            <w:pPr>
+              <w:spacing w:after="0" w:line="250"/>
+            </w:pPr>
+            <w:r>
+              <w:rPr>
+                <w:rFonts w:ascii="Calibri" w:cs="Calibri" w:eastAsia="Calibri" w:hAnsi="Calibri"/>
+                <w:color w:val="2B2B2B"/>
+                <w:sz w:val="23"/>
+                <w:szCs w:val="23"/>
+              </w:rPr>
+              <w:t xml:space="preserve">Entrega uma lista curta: vale ou não vale</w:t>
+            </w:r>
+          </w:p>
+        </w:tc>
+        <w:tc>
+          <w:tcPr>
+            <w:tcW w:type="dxa" w:w="4933"/>
+            <w:tcMar>
+              <w:top w:type="dxa" w:w="48"/>
+              <w:left w:type="dxa" w:w="100"/>
+              <w:bottom w:type="dxa" w:w="48"/>
+              <w:right w:type="dxa" w:w="100"/>
+            </w:tcMar>
+          </w:tcPr>
+          <w:p>
+            <w:pPr>
+              <w:spacing w:after="0" w:line="250"/>
+            </w:pPr>
+            <w:r>
+              <w:rPr>
+                <w:rFonts w:ascii="Calibri" w:cs="Calibri" w:eastAsia="Calibri" w:hAnsi="Calibri"/>
+                <w:color w:val="2B2B2B"/>
+                <w:sz w:val="23"/>
+                <w:szCs w:val="23"/>
+              </w:rPr>
+              <w:t xml:space="preserve">Emite a nota com o número do empenho e acompanha o pagamento</w:t>
+            </w:r>
+          </w:p>
+        </w:tc>
+      </w:tr>
+      <w:tr>
+        <w:trPr>
+          <w:cantSplit/>
+          <w:tblHeader w:val="false"/>
+        </w:trPr>
+        <w:tc>
+          <w:tcPr>
+            <w:tcW w:type="dxa" w:w="4933"/>
+            <w:shd w:fill="F7F5F0" w:val="clear"/>
+            <w:tcMar>
+              <w:top w:type="dxa" w:w="48"/>
+              <w:left w:type="dxa" w:w="100"/>
+              <w:bottom w:type="dxa" w:w="48"/>
+              <w:right w:type="dxa" w:w="100"/>
+            </w:tcMar>
+          </w:tcPr>
+          <w:p>
+            <w:pPr>
+              <w:spacing w:after="0" w:line="250"/>
+            </w:pPr>
+            <w:r>
+              <w:rPr>
+                <w:rFonts w:ascii="Calibri" w:cs="Calibri" w:eastAsia="Calibri" w:hAnsi="Calibri"/>
+                <w:color w:val="2B2B2B"/>
+                <w:sz w:val="23"/>
+                <w:szCs w:val="23"/>
+              </w:rPr>
+              <w:t xml:space="preserve"/>
+            </w:r>
+          </w:p>
+        </w:tc>
+        <w:tc>
+          <w:tcPr>
+            <w:tcW w:type="dxa" w:w="4933"/>
+            <w:shd w:fill="F7F5F0" w:val="clear"/>
+            <w:tcMar>
+              <w:top w:type="dxa" w:w="48"/>
+              <w:left w:type="dxa" w:w="100"/>
+              <w:bottom w:type="dxa" w:w="48"/>
+              <w:right w:type="dxa" w:w="100"/>
+            </w:tcMar>
+          </w:tcPr>
+          <w:p>
+            <w:pPr>
+              <w:spacing w:after="0" w:line="250"/>
+            </w:pPr>
+            <w:r>
+              <w:rPr>
+                <w:rFonts w:ascii="Calibri" w:cs="Calibri" w:eastAsia="Calibri" w:hAnsi="Calibri"/>
+                <w:color w:val="2B2B2B"/>
+                <w:sz w:val="23"/>
+                <w:szCs w:val="23"/>
+              </w:rPr>
+              <w:t xml:space="preserve">Anota o resultado de cada lance</w:t>
             </w:r>
           </w:p>
         </w:tc>
@@ -1122,7 +1043,7 @@
     </w:tbl>
     <w:p>
       <w:pPr>
-        <w:spacing w:after="100" w:before="110" w:line="264"/>
+        <w:spacing w:after="92" w:before="110" w:line="254"/>
       </w:pPr>
       <w:r>
         <w:rPr>
@@ -1131,7 +1052,38 @@
           <w:sz w:val="24"/>
           <w:szCs w:val="24"/>
         </w:rPr>
-        <w:t xml:space="preserve">Duas empresas de uma pessoa só já fazem mais que isso hoje: a CONDAFE, de São Paulo, ganha 44 licitações por ano e entrega em 15 estados; e uma microempresa aberta em janeiro de 2024 já ganha em quatro estados. </w:t>
+        <w:t xml:space="preserve">Sem funcionário, sem cliente para segurar, sem reunião, sem câmera. É escrito, é por tela, e cada contrato termina quando a entrega termina.</w:t>
+      </w:r>
+    </w:p>
+    <w:p>
+      <w:pPr>
+        <w:keepNext/>
+        <w:spacing w:after="62" w:before="165"/>
+      </w:pPr>
+      <w:r>
+        <w:rPr>
+          <w:rFonts w:ascii="Calibri" w:cs="Calibri" w:eastAsia="Calibri" w:hAnsi="Calibri"/>
+          <w:b/>
+          <w:bCs/>
+          <w:color w:val="1F4E4A"/>
+          <w:sz w:val="25"/>
+          <w:szCs w:val="25"/>
+        </w:rPr>
+        <w:t xml:space="preserve">O que você vende</w:t>
+      </w:r>
+    </w:p>
+    <w:p>
+      <w:pPr>
+        <w:spacing w:after="92" w:before="0" w:line="254"/>
+      </w:pPr>
+      <w:r>
+        <w:rPr>
+          <w:rFonts w:ascii="Calibri" w:cs="Calibri" w:eastAsia="Calibri" w:hAnsi="Calibri"/>
+          <w:color w:val="2B2B2B"/>
+          <w:sz w:val="24"/>
+          <w:szCs w:val="24"/>
+        </w:rPr>
+        <w:t xml:space="preserve">O kit montado — nunca os itens soltos. Todo mundo sabe quanto custa um body; ninguém publica preço de “17 itens de bebê dentro de uma bolsa”. </w:t>
       </w:r>
       <w:r>
         <w:rPr>
@@ -1142,13 +1094,36 @@
           <w:sz w:val="24"/>
           <w:szCs w:val="24"/>
         </w:rPr>
-        <w:t xml:space="preserve">O caminho não é secreto — é só trabalho que quase ninguém faz com cuidado.</w:t>
+        <w:t xml:space="preserve">Um kit real de 17 itens foi vendido a R$ 359, e a mercadoria dentro dele custa R$ 169 a R$ 230. </w:t>
+      </w:r>
+      <w:r>
+        <w:rPr>
+          <w:rFonts w:ascii="Calibri" w:cs="Calibri" w:eastAsia="Calibri" w:hAnsi="Calibri"/>
+          <w:color w:val="2B2B2B"/>
+          <w:sz w:val="24"/>
+          <w:szCs w:val="24"/>
+        </w:rPr>
+        <w:t xml:space="preserve">Vendidos um a um, quase todos esses itens dão prejuízo — nessas linhas quem disputa é fábrica. A margem só existe no conjunto.</w:t>
       </w:r>
     </w:p>
     <w:p>
       <w:pPr>
+        <w:spacing w:after="92" w:before="0" w:line="254"/>
+      </w:pPr>
+      <w:r>
+        <w:rPr>
+          <w:rFonts w:ascii="Calibri" w:cs="Calibri" w:eastAsia="Calibri" w:hAnsi="Calibri"/>
+          <w:color w:val="2B2B2B"/>
+          <w:sz w:val="24"/>
+          <w:szCs w:val="24"/>
+        </w:rPr>
+        <w:t xml:space="preserve">Em edital de “preço por kit” você monta as bolsas e entrega prontas — é onde está a margem. Em “preço por item” a prefeitura compra os componentes separados e a equipe dela monta; você só despacha as caixas.</w:t>
+      </w:r>
+    </w:p>
+    <w:p>
+      <w:pPr>
         <w:keepNext/>
-        <w:spacing w:after="70" w:before="200"/>
+        <w:spacing w:after="62" w:before="165"/>
       </w:pPr>
       <w:r>
         <w:rPr>
@@ -1159,12 +1134,819 @@
           <w:sz w:val="25"/>
           <w:szCs w:val="25"/>
         </w:rPr>
-        <w:t xml:space="preserve">O dinheiro</w:t>
+        <w:t xml:space="preserve">Licitações reais — todas fechadas, todas do último ano</w:t>
       </w:r>
     </w:p>
+    <w:tbl>
+      <w:tblPr>
+        <w:tblW w:type="dxa" w:w="9866"/>
+        <w:tblBorders>
+          <w:top w:val="single" w:color="D6CEC0" w:sz="4"/>
+          <w:left w:val="none"/>
+          <w:bottom w:val="single" w:color="D6CEC0" w:sz="4"/>
+          <w:right w:val="none"/>
+          <w:insideH w:val="single" w:color="E8E2D7" w:sz="2"/>
+          <w:insideV w:val="none"/>
+        </w:tblBorders>
+      </w:tblPr>
+      <w:tblGrid>
+        <w:gridCol w:w="2750"/>
+        <w:gridCol w:w="3900"/>
+        <w:gridCol w:w="1250"/>
+        <w:gridCol w:w="1966"/>
+      </w:tblGrid>
+      <w:tr>
+        <w:trPr>
+          <w:cantSplit/>
+          <w:tblHeader/>
+        </w:trPr>
+        <w:tc>
+          <w:tcPr>
+            <w:tcW w:type="dxa" w:w="2750"/>
+            <w:tcMar>
+              <w:top w:type="dxa" w:w="48"/>
+              <w:left w:type="dxa" w:w="100"/>
+              <w:bottom w:type="dxa" w:w="48"/>
+              <w:right w:type="dxa" w:w="100"/>
+            </w:tcMar>
+          </w:tcPr>
+          <w:p>
+            <w:pPr>
+              <w:spacing w:after="0" w:line="250"/>
+            </w:pPr>
+            <w:r>
+              <w:rPr>
+                <w:rFonts w:ascii="Calibri" w:cs="Calibri" w:eastAsia="Calibri" w:hAnsi="Calibri"/>
+                <w:b/>
+                <w:bCs/>
+                <w:color w:val="1F4E4A"/>
+                <w:sz w:val="23"/>
+                <w:szCs w:val="23"/>
+              </w:rPr>
+              <w:t xml:space="preserve">Prefeitura</w:t>
+            </w:r>
+          </w:p>
+        </w:tc>
+        <w:tc>
+          <w:tcPr>
+            <w:tcW w:type="dxa" w:w="3900"/>
+            <w:tcMar>
+              <w:top w:type="dxa" w:w="48"/>
+              <w:left w:type="dxa" w:w="100"/>
+              <w:bottom w:type="dxa" w:w="48"/>
+              <w:right w:type="dxa" w:w="100"/>
+            </w:tcMar>
+          </w:tcPr>
+          <w:p>
+            <w:pPr>
+              <w:spacing w:after="0" w:line="250"/>
+            </w:pPr>
+            <w:r>
+              <w:rPr>
+                <w:rFonts w:ascii="Calibri" w:cs="Calibri" w:eastAsia="Calibri" w:hAnsi="Calibri"/>
+                <w:b/>
+                <w:bCs/>
+                <w:color w:val="1F4E4A"/>
+                <w:sz w:val="23"/>
+                <w:szCs w:val="23"/>
+              </w:rPr>
+              <w:t xml:space="preserve">O que comprou</w:t>
+            </w:r>
+          </w:p>
+        </w:tc>
+        <w:tc>
+          <w:tcPr>
+            <w:tcW w:type="dxa" w:w="1250"/>
+            <w:tcMar>
+              <w:top w:type="dxa" w:w="48"/>
+              <w:left w:type="dxa" w:w="100"/>
+              <w:bottom w:type="dxa" w:w="48"/>
+              <w:right w:type="dxa" w:w="100"/>
+            </w:tcMar>
+          </w:tcPr>
+          <w:p>
+            <w:pPr>
+              <w:spacing w:after="0" w:line="250"/>
+              <w:jc w:val="right"/>
+            </w:pPr>
+            <w:r>
+              <w:rPr>
+                <w:rFonts w:ascii="Calibri" w:cs="Calibri" w:eastAsia="Calibri" w:hAnsi="Calibri"/>
+                <w:b/>
+                <w:bCs/>
+                <w:color w:val="1F4E4A"/>
+                <w:sz w:val="23"/>
+                <w:szCs w:val="23"/>
+              </w:rPr>
+              <w:t xml:space="preserve">Qtd</w:t>
+            </w:r>
+          </w:p>
+        </w:tc>
+        <w:tc>
+          <w:tcPr>
+            <w:tcW w:type="dxa" w:w="1966"/>
+            <w:tcMar>
+              <w:top w:type="dxa" w:w="48"/>
+              <w:left w:type="dxa" w:w="100"/>
+              <w:bottom w:type="dxa" w:w="48"/>
+              <w:right w:type="dxa" w:w="100"/>
+            </w:tcMar>
+          </w:tcPr>
+          <w:p>
+            <w:pPr>
+              <w:spacing w:after="0" w:line="250"/>
+              <w:jc w:val="right"/>
+            </w:pPr>
+            <w:r>
+              <w:rPr>
+                <w:rFonts w:ascii="Calibri" w:cs="Calibri" w:eastAsia="Calibri" w:hAnsi="Calibri"/>
+                <w:b/>
+                <w:bCs/>
+                <w:color w:val="1F4E4A"/>
+                <w:sz w:val="23"/>
+                <w:szCs w:val="23"/>
+              </w:rPr>
+              <w:t xml:space="preserve">Fechou a</w:t>
+            </w:r>
+          </w:p>
+        </w:tc>
+      </w:tr>
+      <w:tr>
+        <w:trPr>
+          <w:cantSplit/>
+          <w:tblHeader w:val="false"/>
+        </w:trPr>
+        <w:tc>
+          <w:tcPr>
+            <w:tcW w:type="dxa" w:w="2750"/>
+            <w:shd w:fill="F7F5F0" w:val="clear"/>
+            <w:tcMar>
+              <w:top w:type="dxa" w:w="48"/>
+              <w:left w:type="dxa" w:w="100"/>
+              <w:bottom w:type="dxa" w:w="48"/>
+              <w:right w:type="dxa" w:w="100"/>
+            </w:tcMar>
+          </w:tcPr>
+          <w:p>
+            <w:pPr>
+              <w:spacing w:after="0" w:line="250"/>
+            </w:pPr>
+            <w:r>
+              <w:rPr>
+                <w:rFonts w:ascii="Calibri" w:cs="Calibri" w:eastAsia="Calibri" w:hAnsi="Calibri"/>
+                <w:color w:val="2B2B2B"/>
+                <w:sz w:val="23"/>
+                <w:szCs w:val="23"/>
+              </w:rPr>
+              <w:t xml:space="preserve">Itaquaquecetuba / SP</w:t>
+            </w:r>
+          </w:p>
+        </w:tc>
+        <w:tc>
+          <w:tcPr>
+            <w:tcW w:type="dxa" w:w="3900"/>
+            <w:shd w:fill="F7F5F0" w:val="clear"/>
+            <w:tcMar>
+              <w:top w:type="dxa" w:w="48"/>
+              <w:left w:type="dxa" w:w="100"/>
+              <w:bottom w:type="dxa" w:w="48"/>
+              <w:right w:type="dxa" w:w="100"/>
+            </w:tcMar>
+          </w:tcPr>
+          <w:p>
+            <w:pPr>
+              <w:spacing w:after="0" w:line="250"/>
+            </w:pPr>
+            <w:r>
+              <w:rPr>
+                <w:rFonts w:ascii="Calibri" w:cs="Calibri" w:eastAsia="Calibri" w:hAnsi="Calibri"/>
+                <w:color w:val="2B2B2B"/>
+                <w:sz w:val="23"/>
+                <w:szCs w:val="23"/>
+              </w:rPr>
+              <w:t xml:space="preserve">Kit maternidade, 17 itens</w:t>
+            </w:r>
+          </w:p>
+        </w:tc>
+        <w:tc>
+          <w:tcPr>
+            <w:tcW w:type="dxa" w:w="1250"/>
+            <w:shd w:fill="F7F5F0" w:val="clear"/>
+            <w:tcMar>
+              <w:top w:type="dxa" w:w="48"/>
+              <w:left w:type="dxa" w:w="100"/>
+              <w:bottom w:type="dxa" w:w="48"/>
+              <w:right w:type="dxa" w:w="100"/>
+            </w:tcMar>
+          </w:tcPr>
+          <w:p>
+            <w:pPr>
+              <w:spacing w:after="0" w:line="250"/>
+              <w:jc w:val="right"/>
+            </w:pPr>
+            <w:r>
+              <w:rPr>
+                <w:rFonts w:ascii="Calibri" w:cs="Calibri" w:eastAsia="Calibri" w:hAnsi="Calibri"/>
+                <w:color w:val="2B2B2B"/>
+                <w:sz w:val="23"/>
+                <w:szCs w:val="23"/>
+              </w:rPr>
+              <w:t xml:space="preserve">5.000</w:t>
+            </w:r>
+          </w:p>
+        </w:tc>
+        <w:tc>
+          <w:tcPr>
+            <w:tcW w:type="dxa" w:w="1966"/>
+            <w:shd w:fill="F7F5F0" w:val="clear"/>
+            <w:tcMar>
+              <w:top w:type="dxa" w:w="48"/>
+              <w:left w:type="dxa" w:w="100"/>
+              <w:bottom w:type="dxa" w:w="48"/>
+              <w:right w:type="dxa" w:w="100"/>
+            </w:tcMar>
+          </w:tcPr>
+          <w:p>
+            <w:pPr>
+              <w:spacing w:after="0" w:line="250"/>
+              <w:jc w:val="right"/>
+            </w:pPr>
+            <w:r>
+              <w:rPr>
+                <w:rFonts w:ascii="Calibri" w:cs="Calibri" w:eastAsia="Calibri" w:hAnsi="Calibri"/>
+                <w:b/>
+                <w:bCs/>
+                <w:color w:val="2B2B2B"/>
+                <w:sz w:val="23"/>
+                <w:szCs w:val="23"/>
+              </w:rPr>
+              <w:t xml:space="preserve">R$ 359,05</w:t>
+            </w:r>
+          </w:p>
+        </w:tc>
+      </w:tr>
+      <w:tr>
+        <w:trPr>
+          <w:cantSplit/>
+          <w:tblHeader w:val="false"/>
+        </w:trPr>
+        <w:tc>
+          <w:tcPr>
+            <w:tcW w:type="dxa" w:w="2750"/>
+            <w:tcMar>
+              <w:top w:type="dxa" w:w="48"/>
+              <w:left w:type="dxa" w:w="100"/>
+              <w:bottom w:type="dxa" w:w="48"/>
+              <w:right w:type="dxa" w:w="100"/>
+            </w:tcMar>
+          </w:tcPr>
+          <w:p>
+            <w:pPr>
+              <w:spacing w:after="0" w:line="250"/>
+            </w:pPr>
+            <w:r>
+              <w:rPr>
+                <w:rFonts w:ascii="Calibri" w:cs="Calibri" w:eastAsia="Calibri" w:hAnsi="Calibri"/>
+                <w:color w:val="2B2B2B"/>
+                <w:sz w:val="23"/>
+                <w:szCs w:val="23"/>
+              </w:rPr>
+              <w:t xml:space="preserve">Campos dos Goytacazes / RJ</w:t>
+            </w:r>
+          </w:p>
+        </w:tc>
+        <w:tc>
+          <w:tcPr>
+            <w:tcW w:type="dxa" w:w="3900"/>
+            <w:tcMar>
+              <w:top w:type="dxa" w:w="48"/>
+              <w:left w:type="dxa" w:w="100"/>
+              <w:bottom w:type="dxa" w:w="48"/>
+              <w:right w:type="dxa" w:w="100"/>
+            </w:tcMar>
+          </w:tcPr>
+          <w:p>
+            <w:pPr>
+              <w:spacing w:after="0" w:line="250"/>
+            </w:pPr>
+            <w:r>
+              <w:rPr>
+                <w:rFonts w:ascii="Calibri" w:cs="Calibri" w:eastAsia="Calibri" w:hAnsi="Calibri"/>
+                <w:color w:val="2B2B2B"/>
+                <w:sz w:val="23"/>
+                <w:szCs w:val="23"/>
+              </w:rPr>
+              <w:t xml:space="preserve">Kit bebê montado</w:t>
+            </w:r>
+          </w:p>
+        </w:tc>
+        <w:tc>
+          <w:tcPr>
+            <w:tcW w:type="dxa" w:w="1250"/>
+            <w:tcMar>
+              <w:top w:type="dxa" w:w="48"/>
+              <w:left w:type="dxa" w:w="100"/>
+              <w:bottom w:type="dxa" w:w="48"/>
+              <w:right w:type="dxa" w:w="100"/>
+            </w:tcMar>
+          </w:tcPr>
+          <w:p>
+            <w:pPr>
+              <w:spacing w:after="0" w:line="250"/>
+              <w:jc w:val="right"/>
+            </w:pPr>
+            <w:r>
+              <w:rPr>
+                <w:rFonts w:ascii="Calibri" w:cs="Calibri" w:eastAsia="Calibri" w:hAnsi="Calibri"/>
+                <w:color w:val="2B2B2B"/>
+                <w:sz w:val="23"/>
+                <w:szCs w:val="23"/>
+              </w:rPr>
+              <w:t xml:space="preserve">1.560</w:t>
+            </w:r>
+          </w:p>
+        </w:tc>
+        <w:tc>
+          <w:tcPr>
+            <w:tcW w:type="dxa" w:w="1966"/>
+            <w:tcMar>
+              <w:top w:type="dxa" w:w="48"/>
+              <w:left w:type="dxa" w:w="100"/>
+              <w:bottom w:type="dxa" w:w="48"/>
+              <w:right w:type="dxa" w:w="100"/>
+            </w:tcMar>
+          </w:tcPr>
+          <w:p>
+            <w:pPr>
+              <w:spacing w:after="0" w:line="250"/>
+              <w:jc w:val="right"/>
+            </w:pPr>
+            <w:r>
+              <w:rPr>
+                <w:rFonts w:ascii="Calibri" w:cs="Calibri" w:eastAsia="Calibri" w:hAnsi="Calibri"/>
+                <w:b/>
+                <w:bCs/>
+                <w:color w:val="2B2B2B"/>
+                <w:sz w:val="23"/>
+                <w:szCs w:val="23"/>
+              </w:rPr>
+              <w:t xml:space="preserve">R$ 353,07</w:t>
+            </w:r>
+          </w:p>
+        </w:tc>
+      </w:tr>
+      <w:tr>
+        <w:trPr>
+          <w:cantSplit/>
+          <w:tblHeader w:val="false"/>
+        </w:trPr>
+        <w:tc>
+          <w:tcPr>
+            <w:tcW w:type="dxa" w:w="2750"/>
+            <w:shd w:fill="F7F5F0" w:val="clear"/>
+            <w:tcMar>
+              <w:top w:type="dxa" w:w="48"/>
+              <w:left w:type="dxa" w:w="100"/>
+              <w:bottom w:type="dxa" w:w="48"/>
+              <w:right w:type="dxa" w:w="100"/>
+            </w:tcMar>
+          </w:tcPr>
+          <w:p>
+            <w:pPr>
+              <w:spacing w:after="0" w:line="250"/>
+            </w:pPr>
+            <w:r>
+              <w:rPr>
+                <w:rFonts w:ascii="Calibri" w:cs="Calibri" w:eastAsia="Calibri" w:hAnsi="Calibri"/>
+                <w:color w:val="2B2B2B"/>
+                <w:sz w:val="23"/>
+                <w:szCs w:val="23"/>
+              </w:rPr>
+              <w:t xml:space="preserve">Maués / AM</w:t>
+            </w:r>
+          </w:p>
+        </w:tc>
+        <w:tc>
+          <w:tcPr>
+            <w:tcW w:type="dxa" w:w="3900"/>
+            <w:shd w:fill="F7F5F0" w:val="clear"/>
+            <w:tcMar>
+              <w:top w:type="dxa" w:w="48"/>
+              <w:left w:type="dxa" w:w="100"/>
+              <w:bottom w:type="dxa" w:w="48"/>
+              <w:right w:type="dxa" w:w="100"/>
+            </w:tcMar>
+          </w:tcPr>
+          <w:p>
+            <w:pPr>
+              <w:spacing w:after="0" w:line="250"/>
+            </w:pPr>
+            <w:r>
+              <w:rPr>
+                <w:rFonts w:ascii="Calibri" w:cs="Calibri" w:eastAsia="Calibri" w:hAnsi="Calibri"/>
+                <w:color w:val="2B2B2B"/>
+                <w:sz w:val="23"/>
+                <w:szCs w:val="23"/>
+              </w:rPr>
+              <w:t xml:space="preserve">Kit enxoval montado</w:t>
+            </w:r>
+          </w:p>
+        </w:tc>
+        <w:tc>
+          <w:tcPr>
+            <w:tcW w:type="dxa" w:w="1250"/>
+            <w:shd w:fill="F7F5F0" w:val="clear"/>
+            <w:tcMar>
+              <w:top w:type="dxa" w:w="48"/>
+              <w:left w:type="dxa" w:w="100"/>
+              <w:bottom w:type="dxa" w:w="48"/>
+              <w:right w:type="dxa" w:w="100"/>
+            </w:tcMar>
+          </w:tcPr>
+          <w:p>
+            <w:pPr>
+              <w:spacing w:after="0" w:line="250"/>
+              <w:jc w:val="right"/>
+            </w:pPr>
+            <w:r>
+              <w:rPr>
+                <w:rFonts w:ascii="Calibri" w:cs="Calibri" w:eastAsia="Calibri" w:hAnsi="Calibri"/>
+                <w:color w:val="2B2B2B"/>
+                <w:sz w:val="23"/>
+                <w:szCs w:val="23"/>
+              </w:rPr>
+              <w:t xml:space="preserve">1.265</w:t>
+            </w:r>
+          </w:p>
+        </w:tc>
+        <w:tc>
+          <w:tcPr>
+            <w:tcW w:type="dxa" w:w="1966"/>
+            <w:shd w:fill="F7F5F0" w:val="clear"/>
+            <w:tcMar>
+              <w:top w:type="dxa" w:w="48"/>
+              <w:left w:type="dxa" w:w="100"/>
+              <w:bottom w:type="dxa" w:w="48"/>
+              <w:right w:type="dxa" w:w="100"/>
+            </w:tcMar>
+          </w:tcPr>
+          <w:p>
+            <w:pPr>
+              <w:spacing w:after="0" w:line="250"/>
+              <w:jc w:val="right"/>
+            </w:pPr>
+            <w:r>
+              <w:rPr>
+                <w:rFonts w:ascii="Calibri" w:cs="Calibri" w:eastAsia="Calibri" w:hAnsi="Calibri"/>
+                <w:b/>
+                <w:bCs/>
+                <w:color w:val="2B2B2B"/>
+                <w:sz w:val="23"/>
+                <w:szCs w:val="23"/>
+              </w:rPr>
+              <w:t xml:space="preserve">R$ 298,00</w:t>
+            </w:r>
+          </w:p>
+        </w:tc>
+      </w:tr>
+      <w:tr>
+        <w:trPr>
+          <w:cantSplit/>
+          <w:tblHeader w:val="false"/>
+        </w:trPr>
+        <w:tc>
+          <w:tcPr>
+            <w:tcW w:type="dxa" w:w="2750"/>
+            <w:tcMar>
+              <w:top w:type="dxa" w:w="48"/>
+              <w:left w:type="dxa" w:w="100"/>
+              <w:bottom w:type="dxa" w:w="48"/>
+              <w:right w:type="dxa" w:w="100"/>
+            </w:tcMar>
+          </w:tcPr>
+          <w:p>
+            <w:pPr>
+              <w:spacing w:after="0" w:line="250"/>
+            </w:pPr>
+            <w:r>
+              <w:rPr>
+                <w:rFonts w:ascii="Calibri" w:cs="Calibri" w:eastAsia="Calibri" w:hAnsi="Calibri"/>
+                <w:color w:val="2B2B2B"/>
+                <w:sz w:val="23"/>
+                <w:szCs w:val="23"/>
+              </w:rPr>
+              <w:t xml:space="preserve">Icatu / MA</w:t>
+            </w:r>
+          </w:p>
+        </w:tc>
+        <w:tc>
+          <w:tcPr>
+            <w:tcW w:type="dxa" w:w="3900"/>
+            <w:tcMar>
+              <w:top w:type="dxa" w:w="48"/>
+              <w:left w:type="dxa" w:w="100"/>
+              <w:bottom w:type="dxa" w:w="48"/>
+              <w:right w:type="dxa" w:w="100"/>
+            </w:tcMar>
+          </w:tcPr>
+          <w:p>
+            <w:pPr>
+              <w:spacing w:after="0" w:line="250"/>
+            </w:pPr>
+            <w:r>
+              <w:rPr>
+                <w:rFonts w:ascii="Calibri" w:cs="Calibri" w:eastAsia="Calibri" w:hAnsi="Calibri"/>
+                <w:color w:val="2B2B2B"/>
+                <w:sz w:val="23"/>
+                <w:szCs w:val="23"/>
+              </w:rPr>
+              <w:t xml:space="preserve">Kit enxoval recém-nascido</w:t>
+            </w:r>
+          </w:p>
+        </w:tc>
+        <w:tc>
+          <w:tcPr>
+            <w:tcW w:type="dxa" w:w="1250"/>
+            <w:tcMar>
+              <w:top w:type="dxa" w:w="48"/>
+              <w:left w:type="dxa" w:w="100"/>
+              <w:bottom w:type="dxa" w:w="48"/>
+              <w:right w:type="dxa" w:w="100"/>
+            </w:tcMar>
+          </w:tcPr>
+          <w:p>
+            <w:pPr>
+              <w:spacing w:after="0" w:line="250"/>
+              <w:jc w:val="right"/>
+            </w:pPr>
+            <w:r>
+              <w:rPr>
+                <w:rFonts w:ascii="Calibri" w:cs="Calibri" w:eastAsia="Calibri" w:hAnsi="Calibri"/>
+                <w:color w:val="2B2B2B"/>
+                <w:sz w:val="23"/>
+                <w:szCs w:val="23"/>
+              </w:rPr>
+              <w:t xml:space="preserve">1.172</w:t>
+            </w:r>
+          </w:p>
+        </w:tc>
+        <w:tc>
+          <w:tcPr>
+            <w:tcW w:type="dxa" w:w="1966"/>
+            <w:tcMar>
+              <w:top w:type="dxa" w:w="48"/>
+              <w:left w:type="dxa" w:w="100"/>
+              <w:bottom w:type="dxa" w:w="48"/>
+              <w:right w:type="dxa" w:w="100"/>
+            </w:tcMar>
+          </w:tcPr>
+          <w:p>
+            <w:pPr>
+              <w:spacing w:after="0" w:line="250"/>
+              <w:jc w:val="right"/>
+            </w:pPr>
+            <w:r>
+              <w:rPr>
+                <w:rFonts w:ascii="Calibri" w:cs="Calibri" w:eastAsia="Calibri" w:hAnsi="Calibri"/>
+                <w:b/>
+                <w:bCs/>
+                <w:color w:val="2B2B2B"/>
+                <w:sz w:val="23"/>
+                <w:szCs w:val="23"/>
+              </w:rPr>
+              <w:t xml:space="preserve">R$ 296,84</w:t>
+            </w:r>
+          </w:p>
+        </w:tc>
+      </w:tr>
+      <w:tr>
+        <w:trPr>
+          <w:cantSplit/>
+          <w:tblHeader w:val="false"/>
+        </w:trPr>
+        <w:tc>
+          <w:tcPr>
+            <w:tcW w:type="dxa" w:w="2750"/>
+            <w:shd w:fill="F7F5F0" w:val="clear"/>
+            <w:tcMar>
+              <w:top w:type="dxa" w:w="48"/>
+              <w:left w:type="dxa" w:w="100"/>
+              <w:bottom w:type="dxa" w:w="48"/>
+              <w:right w:type="dxa" w:w="100"/>
+            </w:tcMar>
+          </w:tcPr>
+          <w:p>
+            <w:pPr>
+              <w:spacing w:after="0" w:line="250"/>
+            </w:pPr>
+            <w:r>
+              <w:rPr>
+                <w:rFonts w:ascii="Calibri" w:cs="Calibri" w:eastAsia="Calibri" w:hAnsi="Calibri"/>
+                <w:color w:val="2B2B2B"/>
+                <w:sz w:val="23"/>
+                <w:szCs w:val="23"/>
+              </w:rPr>
+              <w:t xml:space="preserve">Coari / AM</w:t>
+            </w:r>
+          </w:p>
+        </w:tc>
+        <w:tc>
+          <w:tcPr>
+            <w:tcW w:type="dxa" w:w="3900"/>
+            <w:shd w:fill="F7F5F0" w:val="clear"/>
+            <w:tcMar>
+              <w:top w:type="dxa" w:w="48"/>
+              <w:left w:type="dxa" w:w="100"/>
+              <w:bottom w:type="dxa" w:w="48"/>
+              <w:right w:type="dxa" w:w="100"/>
+            </w:tcMar>
+          </w:tcPr>
+          <w:p>
+            <w:pPr>
+              <w:spacing w:after="0" w:line="250"/>
+            </w:pPr>
+            <w:r>
+              <w:rPr>
+                <w:rFonts w:ascii="Calibri" w:cs="Calibri" w:eastAsia="Calibri" w:hAnsi="Calibri"/>
+                <w:color w:val="2B2B2B"/>
+                <w:sz w:val="23"/>
+                <w:szCs w:val="23"/>
+              </w:rPr>
+              <w:t xml:space="preserve">Banheira anatômica (item avulso)</w:t>
+            </w:r>
+          </w:p>
+        </w:tc>
+        <w:tc>
+          <w:tcPr>
+            <w:tcW w:type="dxa" w:w="1250"/>
+            <w:shd w:fill="F7F5F0" w:val="clear"/>
+            <w:tcMar>
+              <w:top w:type="dxa" w:w="48"/>
+              <w:left w:type="dxa" w:w="100"/>
+              <w:bottom w:type="dxa" w:w="48"/>
+              <w:right w:type="dxa" w:w="100"/>
+            </w:tcMar>
+          </w:tcPr>
+          <w:p>
+            <w:pPr>
+              <w:spacing w:after="0" w:line="250"/>
+              <w:jc w:val="right"/>
+            </w:pPr>
+            <w:r>
+              <w:rPr>
+                <w:rFonts w:ascii="Calibri" w:cs="Calibri" w:eastAsia="Calibri" w:hAnsi="Calibri"/>
+                <w:color w:val="2B2B2B"/>
+                <w:sz w:val="23"/>
+                <w:szCs w:val="23"/>
+              </w:rPr>
+              <w:t xml:space="preserve">12.960</w:t>
+            </w:r>
+          </w:p>
+        </w:tc>
+        <w:tc>
+          <w:tcPr>
+            <w:tcW w:type="dxa" w:w="1966"/>
+            <w:shd w:fill="F7F5F0" w:val="clear"/>
+            <w:tcMar>
+              <w:top w:type="dxa" w:w="48"/>
+              <w:left w:type="dxa" w:w="100"/>
+              <w:bottom w:type="dxa" w:w="48"/>
+              <w:right w:type="dxa" w:w="100"/>
+            </w:tcMar>
+          </w:tcPr>
+          <w:p>
+            <w:pPr>
+              <w:spacing w:after="0" w:line="250"/>
+              <w:jc w:val="right"/>
+            </w:pPr>
+            <w:r>
+              <w:rPr>
+                <w:rFonts w:ascii="Calibri" w:cs="Calibri" w:eastAsia="Calibri" w:hAnsi="Calibri"/>
+                <w:b/>
+                <w:bCs/>
+                <w:color w:val="2B2B2B"/>
+                <w:sz w:val="23"/>
+                <w:szCs w:val="23"/>
+              </w:rPr>
+              <w:t xml:space="preserve">R$ 62,70</w:t>
+            </w:r>
+          </w:p>
+        </w:tc>
+      </w:tr>
+      <w:tr>
+        <w:trPr>
+          <w:cantSplit/>
+          <w:tblHeader w:val="false"/>
+        </w:trPr>
+        <w:tc>
+          <w:tcPr>
+            <w:tcW w:type="dxa" w:w="2750"/>
+            <w:tcMar>
+              <w:top w:type="dxa" w:w="48"/>
+              <w:left w:type="dxa" w:w="100"/>
+              <w:bottom w:type="dxa" w:w="48"/>
+              <w:right w:type="dxa" w:w="100"/>
+            </w:tcMar>
+          </w:tcPr>
+          <w:p>
+            <w:pPr>
+              <w:spacing w:after="0" w:line="250"/>
+            </w:pPr>
+            <w:r>
+              <w:rPr>
+                <w:rFonts w:ascii="Calibri" w:cs="Calibri" w:eastAsia="Calibri" w:hAnsi="Calibri"/>
+                <w:color w:val="2B2B2B"/>
+                <w:sz w:val="23"/>
+                <w:szCs w:val="23"/>
+              </w:rPr>
+              <w:t xml:space="preserve">Aracaju / SE</w:t>
+            </w:r>
+          </w:p>
+        </w:tc>
+        <w:tc>
+          <w:tcPr>
+            <w:tcW w:type="dxa" w:w="3900"/>
+            <w:tcMar>
+              <w:top w:type="dxa" w:w="48"/>
+              <w:left w:type="dxa" w:w="100"/>
+              <w:bottom w:type="dxa" w:w="48"/>
+              <w:right w:type="dxa" w:w="100"/>
+            </w:tcMar>
+          </w:tcPr>
+          <w:p>
+            <w:pPr>
+              <w:spacing w:after="0" w:line="250"/>
+            </w:pPr>
+            <w:r>
+              <w:rPr>
+                <w:rFonts w:ascii="Calibri" w:cs="Calibri" w:eastAsia="Calibri" w:hAnsi="Calibri"/>
+                <w:color w:val="2B2B2B"/>
+                <w:sz w:val="23"/>
+                <w:szCs w:val="23"/>
+              </w:rPr>
+              <w:t xml:space="preserve">Pagão 100% algodão (item avulso)</w:t>
+            </w:r>
+          </w:p>
+        </w:tc>
+        <w:tc>
+          <w:tcPr>
+            <w:tcW w:type="dxa" w:w="1250"/>
+            <w:tcMar>
+              <w:top w:type="dxa" w:w="48"/>
+              <w:left w:type="dxa" w:w="100"/>
+              <w:bottom w:type="dxa" w:w="48"/>
+              <w:right w:type="dxa" w:w="100"/>
+            </w:tcMar>
+          </w:tcPr>
+          <w:p>
+            <w:pPr>
+              <w:spacing w:after="0" w:line="250"/>
+              <w:jc w:val="right"/>
+            </w:pPr>
+            <w:r>
+              <w:rPr>
+                <w:rFonts w:ascii="Calibri" w:cs="Calibri" w:eastAsia="Calibri" w:hAnsi="Calibri"/>
+                <w:color w:val="2B2B2B"/>
+                <w:sz w:val="23"/>
+                <w:szCs w:val="23"/>
+              </w:rPr>
+              <w:t xml:space="preserve">3.750</w:t>
+            </w:r>
+          </w:p>
+        </w:tc>
+        <w:tc>
+          <w:tcPr>
+            <w:tcW w:type="dxa" w:w="1966"/>
+            <w:tcMar>
+              <w:top w:type="dxa" w:w="48"/>
+              <w:left w:type="dxa" w:w="100"/>
+              <w:bottom w:type="dxa" w:w="48"/>
+              <w:right w:type="dxa" w:w="100"/>
+            </w:tcMar>
+          </w:tcPr>
+          <w:p>
+            <w:pPr>
+              <w:spacing w:after="0" w:line="250"/>
+              <w:jc w:val="right"/>
+            </w:pPr>
+            <w:r>
+              <w:rPr>
+                <w:rFonts w:ascii="Calibri" w:cs="Calibri" w:eastAsia="Calibri" w:hAnsi="Calibri"/>
+                <w:b/>
+                <w:bCs/>
+                <w:color w:val="2B2B2B"/>
+                <w:sz w:val="23"/>
+                <w:szCs w:val="23"/>
+              </w:rPr>
+              <w:t xml:space="preserve">R$ 40,00</w:t>
+            </w:r>
+          </w:p>
+        </w:tc>
+      </w:tr>
+    </w:tbl>
     <w:p>
       <w:pPr>
-        <w:spacing w:after="100" w:before="0" w:line="264"/>
+        <w:spacing w:after="92" w:before="110" w:line="254"/>
       </w:pPr>
       <w:r>
         <w:rPr>
@@ -1173,16 +1955,7 @@
           <w:sz w:val="24"/>
           <w:szCs w:val="24"/>
         </w:rPr>
-        <w:t xml:space="preserve">Você tem R$ 15.600 e isso dá para começar. Não é dinheiro de estoque: é dinheiro de intervalo. </w:t>
-      </w:r>
-      <w:r>
-        <w:rPr>
-          <w:rFonts w:ascii="Calibri" w:cs="Calibri" w:eastAsia="Calibri" w:hAnsi="Calibri"/>
-          <w:color w:val="2B2B2B"/>
-          <w:sz w:val="24"/>
-          <w:szCs w:val="24"/>
-        </w:rPr>
-        <w:t xml:space="preserve">Você paga o atacadista por volta do dia 11 e a prefeitura paga por volta do dia 45 — são uns 34 dias a cobrir. </w:t>
+        <w:t xml:space="preserve">Quatro kits montados entre R$ 297 e R$ 359 — exatamente a faixa em que a mercadoria custa R$ 169 a R$ 230. </w:t>
       </w:r>
       <w:r>
         <w:rPr>
@@ -1193,13 +1966,38 @@
           <w:sz w:val="24"/>
           <w:szCs w:val="24"/>
         </w:rPr>
-        <w:t xml:space="preserve">Sem prazo de fornecedor você segura um pedido por vez; com 28 dias de prazo, três. Prazo de fornecedor vale mais que empréstimo e é de graça.</w:t>
+        <w:t xml:space="preserve">A banheira de Coari fechou a R$ 62,70 e custa R$ 29,71 no Brás; o pagão de Aracaju fechou a R$ 40,00 e custa R$ 19,60.</w:t>
       </w:r>
     </w:p>
     <w:p>
       <w:pPr>
+        <w:spacing w:after="92" w:before="0" w:line="254"/>
+      </w:pPr>
+      <w:r>
+        <w:rPr>
+          <w:rFonts w:ascii="Calibri" w:cs="Calibri" w:eastAsia="Calibri" w:hAnsi="Calibri"/>
+          <w:b/>
+          <w:bCs/>
+          <w:color w:val="A85434"/>
+          <w:sz w:val="24"/>
+          <w:szCs w:val="24"/>
+        </w:rPr>
+        <w:t xml:space="preserve">E uma para NÃO dar lance: </w:t>
+      </w:r>
+      <w:r>
+        <w:rPr>
+          <w:rFonts w:ascii="Calibri" w:cs="Calibri" w:eastAsia="Calibri" w:hAnsi="Calibri"/>
+          <w:color w:val="2B2B2B"/>
+          <w:sz w:val="24"/>
+          <w:szCs w:val="24"/>
+        </w:rPr>
+        <w:t xml:space="preserve">Marília / SP fechou kit completo a R$ 149,00 — 62% abaixo do valor que a própria prefeitura tinha estimado. Nesse preço a mercadoria não paga a conta. O programa marca essas e você simplesmente passa.</w:t>
+      </w:r>
+    </w:p>
+    <w:p>
+      <w:pPr>
         <w:keepNext/>
-        <w:spacing w:after="70" w:before="200"/>
+        <w:spacing w:after="62" w:before="165"/>
       </w:pPr>
       <w:r>
         <w:rPr>
@@ -1210,22 +2008,18 @@
           <w:sz w:val="25"/>
           <w:szCs w:val="25"/>
         </w:rPr>
-        <w:t xml:space="preserve">O que ainda não sabemos</w:t>
+        <w:t xml:space="preserve">Por que isso se sustenta</w:t>
       </w:r>
     </w:p>
     <w:p>
       <w:pPr>
-        <w:spacing w:after="100" w:before="0" w:line="264"/>
-      </w:pPr>
-      <w:r>
-        <w:rPr>
-          <w:rFonts w:ascii="Calibri" w:cs="Calibri" w:eastAsia="Calibri" w:hAnsi="Calibri"/>
-          <w:color w:val="2B2B2B"/>
-          <w:sz w:val="24"/>
-          <w:szCs w:val="24"/>
-        </w:rPr>
-        <w:t xml:space="preserve">Falta preço confirmado de 11 dos 17 itens (o pior é a mochila) · uma única cidade responde por um terço do mercado bom · o frete de volume ainda não foi cotado · e quantos lances dão uma vitória ninguém sabe até começar a dar lance. </w:t>
-      </w:r>
+        <w:pStyle w:val="ListParagraph"/>
+        <w:numPr>
+          <w:ilvl w:val="0"/>
+          <w:numId w:val="2"/>
+        </w:numPr>
+        <w:spacing w:after="42" w:line="250"/>
+      </w:pPr>
       <w:r>
         <w:rPr>
           <w:rFonts w:ascii="Calibri" w:cs="Calibri" w:eastAsia="Calibri" w:hAnsi="Calibri"/>
@@ -1235,7 +2029,169 @@
           <w:sz w:val="24"/>
           <w:szCs w:val="24"/>
         </w:rPr>
-        <w:t xml:space="preserve">Nada disso impede começar, e tudo isso se resolve em dois meses por menos de R$ 5.000.</w:t>
+        <w:t xml:space="preserve">O canal é uma lei.</w:t>
+      </w:r>
+      <w:r>
+        <w:rPr>
+          <w:rFonts w:ascii="Calibri" w:cs="Calibri" w:eastAsia="Calibri" w:hAnsi="Calibri"/>
+          <w:color w:val="2B2B2B"/>
+          <w:sz w:val="24"/>
+          <w:szCs w:val="24"/>
+        </w:rPr>
+        <w:t xml:space="preserve"> Não dá para comprar, copiar nem desligar. Ele publica de novo amanhã de manhã, você tendo feito algo ou não.</w:t>
+      </w:r>
+    </w:p>
+    <w:p>
+      <w:pPr>
+        <w:pStyle w:val="ListParagraph"/>
+        <w:numPr>
+          <w:ilvl w:val="0"/>
+          <w:numId w:val="2"/>
+        </w:numPr>
+        <w:spacing w:after="42" w:line="250"/>
+      </w:pPr>
+      <w:r>
+        <w:rPr>
+          <w:rFonts w:ascii="Calibri" w:cs="Calibri" w:eastAsia="Calibri" w:hAnsi="Calibri"/>
+          <w:b/>
+          <w:bCs/>
+          <w:color w:val="2B2B2B"/>
+          <w:sz w:val="24"/>
+          <w:szCs w:val="24"/>
+        </w:rPr>
+        <w:t xml:space="preserve">Ninguém sabe o que você paga.</w:t>
+      </w:r>
+      <w:r>
+        <w:rPr>
+          <w:rFonts w:ascii="Calibri" w:cs="Calibri" w:eastAsia="Calibri" w:hAnsi="Calibri"/>
+          <w:color w:val="2B2B2B"/>
+          <w:sz w:val="24"/>
+          <w:szCs w:val="24"/>
+        </w:rPr>
+        <w:t xml:space="preserve"> O estado publica o que ELE pagou — isso todo mundo vê. O seu custo está na sua nota de compra, e é ele que decide se o lance vale. Nenhum software consegue vender isso.</w:t>
+      </w:r>
+    </w:p>
+    <w:p>
+      <w:pPr>
+        <w:pStyle w:val="ListParagraph"/>
+        <w:numPr>
+          <w:ilvl w:val="0"/>
+          <w:numId w:val="2"/>
+        </w:numPr>
+        <w:spacing w:after="42" w:line="250"/>
+      </w:pPr>
+      <w:r>
+        <w:rPr>
+          <w:rFonts w:ascii="Calibri" w:cs="Calibri" w:eastAsia="Calibri" w:hAnsi="Calibri"/>
+          <w:b/>
+          <w:bCs/>
+          <w:color w:val="2B2B2B"/>
+          <w:sz w:val="24"/>
+          <w:szCs w:val="24"/>
+        </w:rPr>
+        <w:t xml:space="preserve">O Brasil publica quem ganhou, nunca quem perdeu.</w:t>
+      </w:r>
+      <w:r>
+        <w:rPr>
+          <w:rFonts w:ascii="Calibri" w:cs="Calibri" w:eastAsia="Calibri" w:hAnsi="Calibri"/>
+          <w:color w:val="2B2B2B"/>
+          <w:sz w:val="24"/>
+          <w:szCs w:val="24"/>
+        </w:rPr>
+        <w:t xml:space="preserve"> Seu registro de lances vira, mês a mês, a única leitura real do mercado — e ela é só sua.</w:t>
+      </w:r>
+    </w:p>
+    <w:p>
+      <w:pPr>
+        <w:keepNext/>
+        <w:spacing w:after="62" w:before="165"/>
+      </w:pPr>
+      <w:r>
+        <w:rPr>
+          <w:rFonts w:ascii="Calibri" w:cs="Calibri" w:eastAsia="Calibri" w:hAnsi="Calibri"/>
+          <w:b/>
+          <w:bCs/>
+          <w:color w:val="1F4E4A"/>
+          <w:sz w:val="25"/>
+          <w:szCs w:val="25"/>
+        </w:rPr>
+        <w:t xml:space="preserve">Quem já faz isso</w:t>
+      </w:r>
+    </w:p>
+    <w:p>
+      <w:pPr>
+        <w:spacing w:after="92" w:before="0" w:line="254"/>
+      </w:pPr>
+      <w:r>
+        <w:rPr>
+          <w:rFonts w:ascii="Calibri" w:cs="Calibri" w:eastAsia="Calibri" w:hAnsi="Calibri"/>
+          <w:color w:val="2B2B2B"/>
+          <w:sz w:val="24"/>
+          <w:szCs w:val="24"/>
+        </w:rPr>
+        <w:t xml:space="preserve">A CONDAFE, uma EPP de São Paulo, ganha 44 licitações por ano em 15 estados; uma microempresa aberta em janeiro de 2024 já ganha em quatro. </w:t>
+      </w:r>
+      <w:r>
+        <w:rPr>
+          <w:rFonts w:ascii="Calibri" w:cs="Calibri" w:eastAsia="Calibri" w:hAnsi="Calibri"/>
+          <w:b/>
+          <w:bCs/>
+          <w:color w:val="2B2B2B"/>
+          <w:sz w:val="24"/>
+          <w:szCs w:val="24"/>
+        </w:rPr>
+        <w:t xml:space="preserve">Ganhar 21 por ano — 2,1% das que são publicadas — é menos do que qualquer uma das duas faz hoje. </w:t>
+      </w:r>
+      <w:r>
+        <w:rPr>
+          <w:rFonts w:ascii="Calibri" w:cs="Calibri" w:eastAsia="Calibri" w:hAnsi="Calibri"/>
+          <w:color w:val="2B2B2B"/>
+          <w:sz w:val="24"/>
+          <w:szCs w:val="24"/>
+        </w:rPr>
+        <w:t xml:space="preserve">Não é segredo: é trabalho que quase ninguém faz com cuidado.</w:t>
+      </w:r>
+    </w:p>
+    <w:p>
+      <w:pPr>
+        <w:keepNext/>
+        <w:spacing w:after="62" w:before="165"/>
+      </w:pPr>
+      <w:r>
+        <w:rPr>
+          <w:rFonts w:ascii="Calibri" w:cs="Calibri" w:eastAsia="Calibri" w:hAnsi="Calibri"/>
+          <w:b/>
+          <w:bCs/>
+          <w:color w:val="1F4E4A"/>
+          <w:sz w:val="25"/>
+          <w:szCs w:val="25"/>
+        </w:rPr>
+        <w:t xml:space="preserve">O que ainda não sabemos</w:t>
+      </w:r>
+    </w:p>
+    <w:p>
+      <w:pPr>
+        <w:spacing w:after="92" w:before="0" w:line="254"/>
+      </w:pPr>
+      <w:r>
+        <w:rPr>
+          <w:rFonts w:ascii="Calibri" w:cs="Calibri" w:eastAsia="Calibri" w:hAnsi="Calibri"/>
+          <w:color w:val="2B2B2B"/>
+          <w:sz w:val="24"/>
+          <w:szCs w:val="24"/>
+        </w:rPr>
+        <w:t xml:space="preserve">Falta preço confirmado de 11 dos 17 itens (o pior é a mochila) · uma única cidade responde por um terço do mercado bom · o frete de volume não foi cotado · e quantos lances dão uma vitória ninguém sabe até bidar. </w:t>
+      </w:r>
+      <w:r>
+        <w:rPr>
+          <w:rFonts w:ascii="Calibri" w:cs="Calibri" w:eastAsia="Calibri" w:hAnsi="Calibri"/>
+          <w:b/>
+          <w:bCs/>
+          <w:color w:val="2B2B2B"/>
+          <w:sz w:val="24"/>
+          <w:szCs w:val="24"/>
+        </w:rPr>
+        <w:t xml:space="preserve">Nada disso impede começar, e tudo isso se resolve em dois meses.</w:t>
       </w:r>
     </w:p>
     <w:p>
@@ -1259,6 +2215,9 @@
         <w:gridCol w:w="9866"/>
       </w:tblGrid>
       <w:tr>
+        <w:trPr>
+          <w:cantSplit/>
+        </w:trPr>
         <w:tc>
           <w:tcPr>
             <w:tcW w:type="dxa" w:w="9866"/>
@@ -1272,7 +2231,7 @@
           </w:tcPr>
           <w:p>
             <w:pPr>
-              <w:spacing w:after="80" w:before="0" w:line="264"/>
+              <w:spacing w:after="80" w:before="0" w:line="254"/>
             </w:pPr>
             <w:r>
               <w:rPr>
@@ -1288,7 +2247,7 @@
           </w:p>
           <w:p>
             <w:pPr>
-              <w:spacing w:after="80" w:before="0" w:line="264"/>
+              <w:spacing w:after="80" w:before="0" w:line="254"/>
             </w:pPr>
             <w:r>
               <w:rPr>
@@ -1302,7 +2261,7 @@
           </w:p>
           <w:p>
             <w:pPr>
-              <w:spacing w:after="50" w:before="0" w:line="264"/>
+              <w:spacing w:after="50" w:before="0" w:line="254"/>
             </w:pPr>
             <w:r>
               <w:rPr>
@@ -1327,7 +2286,7 @@
           </w:p>
           <w:p>
             <w:pPr>
-              <w:spacing w:after="0" w:before="0" w:line="264"/>
+              <w:spacing w:after="0" w:before="0" w:line="254"/>
             </w:pPr>
             <w:r>
               <w:rPr>
@@ -1355,7 +2314,7 @@
     </w:tbl>
     <w:sectPr>
       <w:pgSz w:w="11906" w:h="16838" w:orient="portrait"/>
-      <w:pgMar w:top="900" w:right="1020" w:bottom="820" w:left="1020" w:header="708" w:footer="708" w:gutter="0"/>
+      <w:pgMar w:top="780" w:right="1020" w:bottom="620" w:left="1020" w:header="708" w:footer="708" w:gutter="0"/>
       <w:pgNumType/>
       <w:docGrid w:linePitch="360"/>
     </w:sectPr>
